--- a/az/discovery-articles/1.20 Mühasibat uçotunda ikili yazılış.docx
+++ b/az/discovery-articles/1.20 Mühasibat uçotunda ikili yazılış.docx
@@ -4,527 +4,350 @@
   <w:body>
     <w:p>
       <w:pPr>
-        <w:keepNext/>
-        <w:spacing w:before="280" w:after="120"/>
+        <w:pStyle w:val="Title"/>
+        <w:widowControl/>
       </w:pPr>
       <w:r>
-        <w:rPr>
-          <w:rFonts w:ascii="Calibri" w:hAnsi="Calibri" w:eastAsia="Calibri"/>
-          <w:b/>
-          <w:i w:val="0"/>
-          <w:color w:val="004E8C"/>
-          <w:sz w:val="44"/>
-        </w:rPr>
-        <w:t>1.20 İkili mühasibat uçotu</w:t>
-      </w:r>
-    </w:p>
-    <w:p>
-      <w:pPr>
-        <w:spacing w:after="80"/>
-      </w:pPr>
-      <w:r>
-        <w:rPr>
-          <w:rFonts w:ascii="Calibri" w:hAnsi="Calibri" w:eastAsia="Calibri"/>
-          <w:b w:val="0"/>
-          <w:i/>
-          <w:color w:val="505050"/>
-          <w:sz w:val="22"/>
-        </w:rPr>
-        <w:t>1. Sivilizasiyanın təməlləri</w:t>
-      </w:r>
-    </w:p>
-    <w:p>
-      <w:pPr>
-        <w:spacing w:after="200"/>
-      </w:pPr>
-      <w:r>
-        <w:rPr>
-          <w:rFonts w:ascii="Calibri" w:hAnsi="Calibri" w:eastAsia="Calibri"/>
-          <w:b w:val="0"/>
-          <w:i/>
-          <w:sz w:val="22"/>
-        </w:rPr>
-        <w:t>Dövr: eramızın XIII–XV əsrləri (İtaliya tacirlərinin təcrübəsi); Paçolinin 1494-cü il izahı; müasir qlobal mühasibat uçotu | Əsas simalar və ənənələr: İtaliya tacir evləri; Luka Paçoli (üsulun izahı); Avrasiyanın daha qədim mühasibat dəftəri ənənələri</w:t>
-      </w:r>
-    </w:p>
-    <w:p>
-      <w:pPr>
-        <w:spacing w:after="160" w:line="276" w:lineRule="auto"/>
-      </w:pPr>
-      <w:r>
-        <w:rPr>
-          <w:rFonts w:ascii="Calibri" w:hAnsi="Calibri" w:eastAsia="Calibri"/>
-          <w:b w:val="0"/>
-          <w:i w:val="0"/>
-          <w:sz w:val="22"/>
-        </w:rPr>
-        <w:t>İkili mühasibat uçotunda hər əməliyyat ən azı iki hesabda — debet və kredit kimi — qeydə alınır. Bu qarşılıqlı yazılış hesabların tarazlığını yoxlamağa, səhvləri üzə çıxarmağa və müəssisənin maliyyə vəziyyətini daha dəqiq izləməyə kömək edir.</w:t>
+        <w:t>1.20 Mühasibat uçotunda ikili yazılış</w:t>
       </w:r>
     </w:p>
     <w:p>
       <w:pPr>
         <w:keepNext/>
-        <w:spacing w:before="240" w:after="120"/>
+        <w:widowControl/>
       </w:pPr>
       <w:r>
         <w:rPr>
-          <w:rFonts w:ascii="Calibri" w:hAnsi="Calibri" w:eastAsia="Calibri"/>
-          <w:b/>
-          <w:i w:val="0"/>
-          <w:color w:val="004E8C"/>
-          <w:sz w:val="28"/>
+          <w:sz w:val="20"/>
         </w:rPr>
-        <w:t>Əsas faktlar</w:t>
+        <w:t>1 Sivilizasiyanın təməlləri</w:t>
+      </w:r>
+    </w:p>
+    <w:p>
+      <w:pPr>
+        <w:keepNext/>
+        <w:widowControl/>
+      </w:pPr>
+      <w:r>
+        <w:rPr>
+          <w:sz w:val="20"/>
+        </w:rPr>
+        <w:t>Dövr: XIII–XV əsrlərdə İtaliya tacirlərinin təcrübəsi; Paçolinin 1494-cü il izahı; müasir qlobal mühasibatlıq | Əsas iştirakçılar: İtaliya tacir evləri, Luka Paçoli və Avrasiyanın əvvəlki hesab dəftəri ənənələri</w:t>
+      </w:r>
+    </w:p>
+    <w:p>
+      <w:pPr>
+        <w:widowControl/>
+      </w:pPr>
+      <w:r>
+        <w:t>İkili yazılış hər əməliyyatı həm debet, həm də kredit üzrə qeydə alır; buna görə hesabların cəmi tarazlaşmalıdır. Bu üsul ticarətdə etibarı, hesabların yoxlanmasını və müəssisələrin böyüməsini tək bir insanın yaddaşından asılı olmaqdan çıxardı.</w:t>
+      </w:r>
+    </w:p>
+    <w:p>
+      <w:pPr>
+        <w:pStyle w:val="Heading1"/>
+        <w:widowControl/>
+      </w:pPr>
+      <w:r>
+        <w:t>Əsas məlumatlar</w:t>
       </w:r>
     </w:p>
     <w:p>
       <w:pPr>
         <w:pStyle w:val="ListBullet"/>
+        <w:widowControl/>
       </w:pPr>
       <w:r>
-        <w:rPr>
-          <w:rFonts w:ascii="Calibri" w:hAnsi="Calibri" w:eastAsia="Calibri"/>
-          <w:b w:val="0"/>
-          <w:i w:val="0"/>
-          <w:sz w:val="22"/>
-        </w:rPr>
-        <w:t>Orta əsr İtaliya tacirləri hər qeydin qarşılığını göstərən mühasibat dəftərlərini təkmilləşdirib</w:t>
+        <w:t>Orta əsr İtaliya tacirləri hər qeydin qarşılığının olduğu hesab dəftərlərini təkmilləşdirdilər.</w:t>
       </w:r>
     </w:p>
     <w:p>
       <w:pPr>
         <w:pStyle w:val="ListBullet"/>
+        <w:widowControl/>
       </w:pPr>
       <w:r>
-        <w:rPr>
-          <w:rFonts w:ascii="Calibri" w:hAnsi="Calibri" w:eastAsia="Calibri"/>
-          <w:b w:val="0"/>
-          <w:i w:val="0"/>
-          <w:sz w:val="22"/>
-        </w:rPr>
-        <w:t>Luka Paçoli 1494-cü ildə Venesiya üsulunu çap əsərində izah edib</w:t>
+        <w:t>Luka Paçoli 1494-cü ildə Venesiya üsulunu çapda təsvir etdi.</w:t>
       </w:r>
     </w:p>
     <w:p>
       <w:pPr>
         <w:pStyle w:val="ListBullet"/>
+        <w:widowControl/>
       </w:pPr>
       <w:r>
-        <w:rPr>
-          <w:rFonts w:ascii="Calibri" w:hAnsi="Calibri" w:eastAsia="Calibri"/>
-          <w:b w:val="0"/>
-          <w:i w:val="0"/>
-          <w:sz w:val="22"/>
-        </w:rPr>
-        <w:t>Aktivlər, öhdəliklər və kapital balanslaşdırılan hesablar vasitəsilə bir-biri ilə əlaqəli qalır</w:t>
+        <w:t>Aktivlər, öhdəliklər və kapital tarazlaşan hesablar vasitəsilə əlaqəli qalır.</w:t>
       </w:r>
     </w:p>
     <w:p>
       <w:pPr>
         <w:pStyle w:val="ListBullet"/>
+        <w:widowControl/>
       </w:pPr>
       <w:r>
-        <w:rPr>
-          <w:rFonts w:ascii="Calibri" w:hAnsi="Calibri" w:eastAsia="Calibri"/>
-          <w:b w:val="0"/>
-          <w:i w:val="0"/>
-          <w:sz w:val="22"/>
-        </w:rPr>
-        <w:t>Yekun məbləğlər uyğun gəlməli olduğuna görə sistem səhvləri aşkar etməyə imkan verir</w:t>
+        <w:t>Cəmlərin uyğun gəlməsi tələbi bəzi səhvləri aşkar etməyə kömək edir.</w:t>
       </w:r>
     </w:p>
     <w:p>
       <w:pPr>
         <w:pStyle w:val="ListBullet"/>
+        <w:widowControl/>
       </w:pPr>
       <w:r>
-        <w:rPr>
-          <w:rFonts w:ascii="Calibri" w:hAnsi="Calibri" w:eastAsia="Calibri"/>
-          <w:b w:val="0"/>
-          <w:i w:val="0"/>
-          <w:sz w:val="22"/>
-        </w:rPr>
-        <w:t>Müasir şirkət və milli hesablar hələ də ikili yazılış məntiqinə əsaslanır</w:t>
+        <w:t>Müasir şirkət və milli hesablar ikili yazılış prinsipinə əsaslanır.</w:t>
       </w:r>
     </w:p>
     <w:p>
       <w:pPr>
-        <w:keepNext/>
-        <w:spacing w:before="240" w:after="120"/>
+        <w:pStyle w:val="Heading1"/>
+        <w:widowControl/>
       </w:pPr>
       <w:r>
-        <w:rPr>
-          <w:rFonts w:ascii="Calibri" w:hAnsi="Calibri" w:eastAsia="Calibri"/>
-          <w:b/>
-          <w:i w:val="0"/>
-          <w:color w:val="004E8C"/>
-          <w:sz w:val="28"/>
-        </w:rPr>
-        <w:t>Bu nədir və necə işləyir?</w:t>
+        <w:t>Bu nədir</w:t>
       </w:r>
     </w:p>
     <w:p>
       <w:pPr>
-        <w:spacing w:after="160" w:line="276" w:lineRule="auto"/>
+        <w:widowControl/>
       </w:pPr>
       <w:r>
-        <w:rPr>
-          <w:rFonts w:ascii="Calibri" w:hAnsi="Calibri" w:eastAsia="Calibri"/>
-          <w:b w:val="0"/>
-          <w:i w:val="0"/>
-          <w:sz w:val="22"/>
-        </w:rPr>
-        <w:t>İkili yazılış üsulunda hər təsərrüfat əməliyyatı əlaqəli hesablarda iki dəfə — birində debet, digərində kredit kimi əks olunur. Yekun məbləğlər tarazlaşmalıdır; bu tələb həm səhvləri üzə çıxarır, həm də müəssisənin nəyə sahib olduğunu və nə qədər borclu qaldığını göstərir. Əməliyyatlar əvvəlcə jurnala, sonra baş kitaba yazılır, sınaq balansı isə qeydlərin uyğunluğunu yoxlayır. Sistemi tərəzinin iki gözü kimi təsəvvür etmək olar: dəyərin hər hərəkəti qarşı tərəfdə izahını tapmalıdır. Belə güzgülü qeyd üsulu ticarəti yaddaşdan çıxarıb yoxlanıla bilən tarixə çevirdi.</w:t>
+        <w:t>İkili yazılış təsərrüfat əməliyyatını əlaqəli hesablarda həm debet, həm kredit kimi qeydə alır. Debet və kredit hesabın iki tərəfidir. Cəmlər taraz olmalıdır; bu, səhvləri aşkar etməyə və müəssisənin nəyə sahib, nə qədər borclu olduğunu göstərməyə kömək edir. Əməliyyat jurnalından baş kitaba qeydlər köçürülür, sınaq balansı ilə uyğunluq yoxlanır. Tərəzinin iki gözü kimi, hər dəyər hərəkətinin qarşı tərəfdə izahı olmalıdır. Bu qarşılıqlı qeyd ticarəti yaddaşdan yoxlanıla bilən tarixçəyə çevirdi.</w:t>
       </w:r>
     </w:p>
     <w:p>
       <w:pPr>
-        <w:keepNext/>
-        <w:spacing w:before="240" w:after="120"/>
+        <w:pStyle w:val="Heading1"/>
+        <w:widowControl/>
       </w:pPr>
       <w:r>
-        <w:rPr>
-          <w:rFonts w:ascii="Calibri" w:hAnsi="Calibri" w:eastAsia="Calibri"/>
-          <w:b/>
-          <w:i w:val="0"/>
-          <w:color w:val="004E8C"/>
-          <w:sz w:val="28"/>
-        </w:rPr>
-        <w:t>Kim kəşf və ya ixtira edib?</w:t>
+        <w:t>Kim kəşf edib və ya yaradıb</w:t>
       </w:r>
     </w:p>
     <w:p>
       <w:pPr>
-        <w:spacing w:after="160" w:line="276" w:lineRule="auto"/>
+        <w:widowControl/>
       </w:pPr>
       <w:r>
-        <w:rPr>
-          <w:rFonts w:ascii="Calibri" w:hAnsi="Calibri" w:eastAsia="Calibri"/>
-          <w:b w:val="0"/>
-          <w:i w:val="0"/>
-          <w:sz w:val="22"/>
-        </w:rPr>
-        <w:t>İtaliya tacir icmaları bu üsulu hər hansı dərslikdən əvvəl işləyib hazırladılar. Luka Paçoli onu ixtira etmədi; 1494-cü ildə Venesiya üsulunu aydın izah edərək bu biliklərin yayılmasına kömək etdi. Müxtəlif mədəniyyətlərdə daha qədim birtərəfli qeydlər və yaddaş qeydləri mövcud idi. Mühasiblər və şəriklər formaları gündəlik istifadə yolu ilə təkmilləşdirirdilər.</w:t>
+        <w:t>İtaliya tacir icmaları bu təcrübəni dərsliklərdən əvvəl yaratmışdılar. Luka Paçoli onu ixtira etmədi; 1494-cü ildə Venesiya üsulunu aydın izah edərək öyrənilməsini genişləndirdi. Müxtəlif mədəniyyətlərdə daha qədim tək yazılış və yaddaş qeydləri ənənələri də vardı. Ticarət evlərinin hesabdarları və ortaqları formaları işlədərək təkmilləşdirdilər.</w:t>
       </w:r>
     </w:p>
     <w:p>
       <w:pPr>
-        <w:keepNext/>
-        <w:spacing w:before="240" w:after="120"/>
+        <w:pStyle w:val="Heading1"/>
+        <w:widowControl/>
       </w:pPr>
       <w:r>
-        <w:rPr>
-          <w:rFonts w:ascii="Calibri" w:hAnsi="Calibri" w:eastAsia="Calibri"/>
-          <w:b/>
-          <w:i w:val="0"/>
-          <w:color w:val="004E8C"/>
-          <w:sz w:val="28"/>
-        </w:rPr>
-        <w:t>Nə vaxt və necə yaranıb?</w:t>
+        <w:t>Nə vaxt və necə yaranıb</w:t>
       </w:r>
     </w:p>
     <w:p>
       <w:pPr>
-        <w:spacing w:after="160" w:line="276" w:lineRule="auto"/>
+        <w:widowControl/>
       </w:pPr>
       <w:r>
-        <w:rPr>
-          <w:rFonts w:ascii="Calibri" w:hAnsi="Calibri" w:eastAsia="Calibri"/>
-          <w:b w:val="0"/>
-          <w:i w:val="0"/>
-          <w:sz w:val="22"/>
-        </w:rPr>
-        <w:t>XIII–XV əsrlərdə İtaliyanın ticarət şəhərlərində şərikliklər və uzaq dəniz səfərləri üçün mürəkkəb mühasibat dəftərləri aparılırdı. Çap Paçolinin izahını bütün Avropaya yaydı. Niderland, İngiltərə və sonralar dünyanın müxtəlif ölkələrindəki müəssisələr bu cədvəli səhmdar cəmiyyətlərinə uyğunlaşdırdılar. Elektron cədvəllər və müəssisə resurslarının planlaşdırılması sistemləri bu gün də debet və kreditləri eyni qayda ilə qeydə alır. Üsul kredit riskinin və uzaq məsafəli ticarətin artması ilə yayıldı.</w:t>
+        <w:t>XIII–XV əsrlərdə İtaliya ticarət şəhərlərində ortaqlıqlar və dənizaşırı işlər üçün mürəkkəb hesab dəftərləri tutulurdu. Çap Paçolinin izahını Avropaya yaydı. Hollandiya, İngiltərə və sonrakı dünya şirkətləri sistemi səhmdar müəssisələrə uyğunlaşdırdı. Elektron cədvəllər və müəssisə idarəetmə proqramları da eyni qarşılıqlı debet-kredit qeydlərini aparır. Yayılmanı kredit riski və uzaq məsafəli ticarət sürətləndirirdi.</w:t>
       </w:r>
     </w:p>
     <w:p>
       <w:pPr>
-        <w:keepNext/>
-        <w:spacing w:before="240" w:after="120"/>
+        <w:pStyle w:val="Heading1"/>
+        <w:widowControl/>
       </w:pPr>
       <w:r>
-        <w:rPr>
-          <w:rFonts w:ascii="Calibri" w:hAnsi="Calibri" w:eastAsia="Calibri"/>
-          <w:b/>
-          <w:i w:val="0"/>
-          <w:color w:val="004E8C"/>
-          <w:sz w:val="28"/>
-        </w:rPr>
-        <w:t>Elmi əhəmiyyəti</w:t>
+        <w:t>Elm üçün əhəmiyyəti</w:t>
       </w:r>
     </w:p>
     <w:p>
       <w:pPr>
-        <w:spacing w:after="160" w:line="276" w:lineRule="auto"/>
+        <w:widowControl/>
       </w:pPr>
       <w:r>
-        <w:rPr>
-          <w:rFonts w:ascii="Calibri" w:hAnsi="Calibri" w:eastAsia="Calibri"/>
-          <w:b w:val="0"/>
-          <w:i w:val="0"/>
-          <w:sz w:val="22"/>
-        </w:rPr>
-        <w:t>İkili yazılış məbləğlə ifadə olunan hər bir tələb və öhdəliyin qarşılığını itirmədən qeyd edən informasiya texnologiyasıdır. O, anlayışların təsnifini və rəqəmlərin qarşılıqlı yoxlanmasını tələb edir; bu, elmi təcrübədə reallığın dəqiq qeyd olunmasını xatırladır. İqtisadi tarix və statistika mühasibat dəftərlərindən məlumat mənbəyi kimi istifadə edir. Mühasibat nəzəriyyəsi sonradan tacirlərin çoxdan gündəlik tətbiq etdiyi prinsipləri rəsmiləşdirdi. Bu üsul təxmini sərvət anlayışını müqayisə oluna, yoxlanıla və tədris edilə bilən rəqəmlərə çevirdi.</w:t>
+        <w:t>İkili yazılış ölçülən maliyyə tələblərini əlaqəli saxlayan informasiya texnologiyasıdır. O, hadisələri təsnif etməyə və hesabları yoxlamağa məcbur edir; bu, gerçəkliyi təcrübə qeydləri ilə izləməyə bənzəyir. İqtisadiyyat tarixi və statistika hesab dəftərlərindən məlumat mənbəyi kimi istifadə edir. Mühasibat nəzəriyyəsi sonralar tacirlərin praktik tətbiq etdiyi qaydaları formallaşdırdı. Metod qeyri-müəyyən sərvət təsəvvürünü müqayisə edilən, yoxlanan və öyrədilən kəmiyyətlərə çevirdi.</w:t>
       </w:r>
     </w:p>
     <w:p>
       <w:pPr>
-        <w:keepNext/>
-        <w:spacing w:before="240" w:after="120"/>
+        <w:pStyle w:val="Heading1"/>
+        <w:widowControl/>
       </w:pPr>
       <w:r>
-        <w:rPr>
-          <w:rFonts w:ascii="Calibri" w:hAnsi="Calibri" w:eastAsia="Calibri"/>
-          <w:b/>
-          <w:i w:val="0"/>
-          <w:color w:val="004E8C"/>
-          <w:sz w:val="28"/>
-        </w:rPr>
         <w:t>Sonrakı inkişafa təsiri</w:t>
       </w:r>
     </w:p>
     <w:p>
       <w:pPr>
-        <w:spacing w:after="160" w:line="276" w:lineRule="auto"/>
+        <w:widowControl/>
       </w:pPr>
       <w:r>
-        <w:rPr>
-          <w:rFonts w:ascii="Calibri" w:hAnsi="Calibri" w:eastAsia="Calibri"/>
-          <w:b w:val="0"/>
-          <w:i w:val="0"/>
-          <w:sz w:val="22"/>
-        </w:rPr>
-        <w:t>Balanslaşdırılmış hesablar daha böyük şərikliklərin, bankların və korporasiyaların yaranmasına imkan verdi. Auditor peşəsi və vergi idarəçiliyi yoxlanıla bilən hesabatlar üzərində quruldu. Maya dəyəri uçotu fabriklərin işinə xidmət etdi, milli hesablar isə eyni ikili məntiqi davam etdirdi. İkili yazılış olmasaydı, sənaye kapitalının sənədlərində hamının anladığı ortaq qayda olmazdı. Maliyyə dili bu gün də debet və kreditlə danışır.</w:t>
+        <w:t>Taraz hesablar daha böyük ortaqlıqlara, banklara və şirkətlərə imkan verdi. Auditor peşəsi və vergi toplayan dövlətin imkanları yoxlanılan uçotla genişləndi. Maya dəyərinin hesablanması fabriklərə xidmət etdi; milli hesablarda da eyni ikitərəfli məntiq görünür. İkili yazılış olmasaydı, sənaye kapitalının sənədləri üçün ümumi uçot dili çatışmazdı. Maliyyə bu gün də debet və kreditlə danışır.</w:t>
       </w:r>
     </w:p>
     <w:p>
       <w:pPr>
-        <w:keepNext/>
-        <w:spacing w:before="240" w:after="120"/>
+        <w:pStyle w:val="Heading1"/>
+        <w:widowControl/>
       </w:pPr>
       <w:r>
-        <w:rPr>
-          <w:rFonts w:ascii="Calibri" w:hAnsi="Calibri" w:eastAsia="Calibri"/>
-          <w:b/>
-          <w:i w:val="0"/>
-          <w:color w:val="004E8C"/>
-          <w:sz w:val="28"/>
-        </w:rPr>
-        <w:t>İnsan həyatını necə dəyişdi?</w:t>
+        <w:t>İnsan həyatını necə dəyişib</w:t>
       </w:r>
     </w:p>
     <w:p>
       <w:pPr>
-        <w:spacing w:after="160" w:line="276" w:lineRule="auto"/>
+        <w:widowControl/>
       </w:pPr>
       <w:r>
-        <w:rPr>
-          <w:rFonts w:ascii="Calibri" w:hAnsi="Calibri" w:eastAsia="Calibri"/>
-          <w:b w:val="0"/>
-          <w:i w:val="0"/>
-          <w:sz w:val="22"/>
-        </w:rPr>
-        <w:t>Tacirlər uzaqdakı nümayəndələrinə daha aydın hesabatlara əsaslanaraq etibar edə və saxtakarlığı daha tez aşkar edə bildilər. İşçilər və sərmayəçilər əməkhaqqı cədvəlləri və balans hesabatları ilə idarə olunan dünyaya daxil oldular. Sistem insan əməyini bəzilərinə soyuq görünən rəqəm sütunlarına da çevirdi. Bununla belə, ailə büdcələri və mobil bank tətbiqləri hələ də həmin qədim qoşa qeydin məntiqini daşıyır.</w:t>
+        <w:t>Tacirlər uzaqdakı nümayəndələrin işini daha aydın sübutlarla yoxlaya, fırıldağı daha tez aşkar edə bildilər. İşçilər və investorlar əməkhaqqı cədvəlləri və balans hesabatları dünyasına daxil oldular. Sistem insan əməyini bəzilərinə soyuq görünən rəqəm sütunları ilə də ifadə etdi. Ailə büdcələrində və telefon bankçılığında həmin qədim qarşılıqlı uçotun təsiri hələ də görünür.</w:t>
       </w:r>
     </w:p>
     <w:p>
       <w:pPr>
-        <w:keepNext/>
-        <w:spacing w:before="240" w:after="120"/>
+        <w:pStyle w:val="Heading1"/>
+        <w:widowControl/>
       </w:pPr>
       <w:r>
-        <w:rPr>
-          <w:rFonts w:ascii="Calibri" w:hAnsi="Calibri" w:eastAsia="Calibri"/>
-          <w:b/>
-          <w:i w:val="0"/>
-          <w:color w:val="004E8C"/>
-          <w:sz w:val="28"/>
-        </w:rPr>
         <w:t>Mənbələr və istinadlar</w:t>
       </w:r>
     </w:p>
     <w:p>
       <w:pPr>
-        <w:keepNext/>
-        <w:spacing w:before="240" w:after="120"/>
+        <w:pStyle w:val="Heading2"/>
+        <w:widowControl/>
       </w:pPr>
       <w:r>
         <w:rPr>
-          <w:rFonts w:ascii="Calibri" w:hAnsi="Calibri" w:eastAsia="Calibri"/>
-          <w:b/>
-          <w:i w:val="0"/>
-          <w:color w:val="004E8C"/>
-          <w:sz w:val="24"/>
+          <w:sz w:val="20"/>
         </w:rPr>
-        <w:t>A. Kitablar və əsas elmi əsərlər</w:t>
+        <w:t>A Kitablar və əsas elmi əsərlər</w:t>
       </w:r>
     </w:p>
     <w:p>
       <w:pPr>
-        <w:spacing w:after="80"/>
-        <w:ind w:left="360"/>
+        <w:widowControl/>
       </w:pPr>
       <w:r>
         <w:rPr>
-          <w:rFonts w:ascii="Calibri" w:hAnsi="Calibri" w:eastAsia="Calibri"/>
-          <w:b w:val="0"/>
-          <w:i w:val="0"/>
-          <w:sz w:val="22"/>
+          <w:sz w:val="20"/>
         </w:rPr>
-        <w:t>1. Pacioli, Luca. Summa de arithmetica, geometria, proportioni et proportionalita. Venice, 1494 (əsərdə mühasibat uçotuna dair traktat da yer alır).</w:t>
+        <w:t>1. Pacioli, Luca. Summa de arithmetica, geometria, proportioni et proportionalita. Venice, 1494 (accounting treatise within).</w:t>
       </w:r>
     </w:p>
     <w:p>
       <w:pPr>
-        <w:keepNext/>
-        <w:spacing w:before="240" w:after="120"/>
+        <w:pStyle w:val="Heading2"/>
+        <w:widowControl/>
       </w:pPr>
       <w:r>
         <w:rPr>
-          <w:rFonts w:ascii="Calibri" w:hAnsi="Calibri" w:eastAsia="Calibri"/>
-          <w:b/>
-          <w:i w:val="0"/>
-          <w:color w:val="004E8C"/>
-          <w:sz w:val="24"/>
+          <w:sz w:val="20"/>
         </w:rPr>
-        <w:t>C. Təşkilatların materialları və ensiklopedik mənbələr</w:t>
+        <w:t>C Qurumların materialları və ensiklopedik mənbələr</w:t>
       </w:r>
     </w:p>
     <w:p>
       <w:pPr>
-        <w:spacing w:after="80"/>
-        <w:ind w:left="360"/>
+        <w:widowControl/>
       </w:pPr>
       <w:r>
         <w:rPr>
-          <w:rFonts w:ascii="Calibri" w:hAnsi="Calibri" w:eastAsia="Calibri"/>
-          <w:b w:val="0"/>
-          <w:i w:val="0"/>
-          <w:sz w:val="22"/>
+          <w:sz w:val="20"/>
         </w:rPr>
-        <w:t>1. Encyclopaedia Britannica. “Double-entry bookkeeping” (“Mühasibat uçotunda ikili yazılış”).</w:t>
-      </w:r>
-      <w:r>
-        <w:rPr>
-          <w:rFonts w:ascii="Calibri" w:hAnsi="Calibri" w:eastAsia="Calibri"/>
-          <w:b w:val="0"/>
-          <w:i w:val="0"/>
-          <w:sz w:val="22"/>
-        </w:rPr>
-        <w:t xml:space="preserve"> </w:t>
+        <w:t xml:space="preserve">1. Encyclopaedia Britannica. 'Double-entry bookkeeping.' </w:t>
       </w:r>
       <w:hyperlink r:id="rId9">
         <w:r>
           <w:rPr>
-            <w:rFonts w:ascii="Calibri" w:hAnsi="Calibri" w:eastAsia="Calibri"/>
-            <w:b w:val="0"/>
-            <w:i w:val="0"/>
-            <w:sz w:val="22"/>
-            <w:color w:val="0563C1"/>
-            <w:u w:val="single"/>
+            <w:sz w:val="20"/>
           </w:rPr>
           <w:t>https://www.britannica.com/money/double-entry-bookkeeping</w:t>
         </w:r>
       </w:hyperlink>
+      <w:r>
+        <w:rPr>
+          <w:sz w:val="20"/>
+        </w:rPr>
+      </w:r>
     </w:p>
     <w:p>
       <w:pPr>
-        <w:spacing w:after="80"/>
-        <w:ind w:left="360"/>
+        <w:widowControl/>
       </w:pPr>
       <w:r>
         <w:rPr>
-          <w:rFonts w:ascii="Calibri" w:hAnsi="Calibri" w:eastAsia="Calibri"/>
-          <w:b w:val="0"/>
-          <w:i w:val="0"/>
-          <w:sz w:val="22"/>
+          <w:sz w:val="20"/>
         </w:rPr>
-        <w:t>2. Encyclopaedia Britannica. “Accounting” (“Mühasibat uçotu”).</w:t>
-      </w:r>
-      <w:r>
-        <w:rPr>
-          <w:rFonts w:ascii="Calibri" w:hAnsi="Calibri" w:eastAsia="Calibri"/>
-          <w:b w:val="0"/>
-          <w:i w:val="0"/>
-          <w:sz w:val="22"/>
-        </w:rPr>
-        <w:t xml:space="preserve"> </w:t>
+        <w:t xml:space="preserve">2. Encyclopaedia Britannica. 'Accounting.' </w:t>
       </w:r>
       <w:hyperlink r:id="rId10">
         <w:r>
           <w:rPr>
-            <w:rFonts w:ascii="Calibri" w:hAnsi="Calibri" w:eastAsia="Calibri"/>
-            <w:b w:val="0"/>
-            <w:i w:val="0"/>
-            <w:sz w:val="22"/>
-            <w:color w:val="0563C1"/>
-            <w:u w:val="single"/>
+            <w:sz w:val="20"/>
           </w:rPr>
           <w:t>https://www.britannica.com/money/accounting</w:t>
         </w:r>
       </w:hyperlink>
-    </w:p>
-    <w:p>
-      <w:pPr>
-        <w:keepNext/>
-        <w:spacing w:before="240" w:after="120"/>
-      </w:pPr>
       <w:r>
         <w:rPr>
-          <w:rFonts w:ascii="Calibri" w:hAnsi="Calibri" w:eastAsia="Calibri"/>
-          <w:b/>
-          <w:i w:val="0"/>
-          <w:color w:val="004E8C"/>
-          <w:sz w:val="24"/>
+          <w:sz w:val="20"/>
         </w:rPr>
-        <w:t>J. Mətbuat, populyar elmi və ümumi məlumat mənbələri</w:t>
       </w:r>
     </w:p>
     <w:p>
       <w:pPr>
-        <w:spacing w:after="80"/>
-        <w:ind w:left="360"/>
+        <w:pStyle w:val="Heading2"/>
+        <w:widowControl/>
       </w:pPr>
       <w:r>
         <w:rPr>
-          <w:rFonts w:ascii="Calibri" w:hAnsi="Calibri" w:eastAsia="Calibri"/>
-          <w:b w:val="0"/>
-          <w:i w:val="0"/>
-          <w:sz w:val="22"/>
+          <w:sz w:val="20"/>
         </w:rPr>
-        <w:t>1. Smithsonian Magazine. “The Father of Accounting” (“Mühasibat uçotunun atası”).</w:t>
+        <w:t>J Mətbuat elmi kütləvi nəşrlər və ümumi mənbələr</w:t>
       </w:r>
+    </w:p>
+    <w:p>
+      <w:pPr>
+        <w:widowControl/>
+      </w:pPr>
       <w:r>
         <w:rPr>
-          <w:rFonts w:ascii="Calibri" w:hAnsi="Calibri" w:eastAsia="Calibri"/>
-          <w:b w:val="0"/>
-          <w:i w:val="0"/>
-          <w:sz w:val="22"/>
+          <w:sz w:val="20"/>
         </w:rPr>
-        <w:t xml:space="preserve"> </w:t>
+        <w:t xml:space="preserve">1. Smithsonian Magazine. 'The Father of Accounting.' </w:t>
       </w:r>
       <w:hyperlink r:id="rId11">
         <w:r>
           <w:rPr>
-            <w:rFonts w:ascii="Calibri" w:hAnsi="Calibri" w:eastAsia="Calibri"/>
-            <w:b w:val="0"/>
-            <w:i w:val="0"/>
-            <w:sz w:val="22"/>
-            <w:color w:val="0563C1"/>
-            <w:u w:val="single"/>
+            <w:sz w:val="20"/>
           </w:rPr>
           <w:t>https://www.smithsonianmag.com/history/the-father-of-accounting-180964072/</w:t>
         </w:r>
       </w:hyperlink>
+      <w:r>
+        <w:rPr>
+          <w:sz w:val="20"/>
+        </w:rPr>
+      </w:r>
     </w:p>
     <w:sectPr>
-      <w:pgSz w:w="12240" w:h="15840"/>
-      <w:pgMar w:top="1296" w:right="1440" w:bottom="1296" w:left="1440" w:header="720" w:footer="720" w:gutter="0"/>
+      <w:footerReference w:type="default" r:id="rId12"/>
+      <w:pgSz w:w="11906" w:h="16838"/>
+      <w:pgMar w:top="1020" w:right="1134" w:bottom="1020" w:left="1134" w:header="720" w:footer="720" w:gutter="0"/>
       <w:cols w:space="720"/>
       <w:docGrid w:linePitch="360"/>
     </w:sectPr>
   </w:body>
 </w:document>
+</file>
+
+<file path=word/footer1.xml><?xml version="1.0" encoding="utf-8"?>
+<w:ftr xmlns:m="http://schemas.openxmlformats.org/officeDocument/2006/math" xmlns:mc="http://schemas.openxmlformats.org/markup-compatibility/2006" xmlns:mo="http://schemas.microsoft.com/office/mac/office/2008/main" xmlns:mv="urn:schemas-microsoft-com:mac:vml" xmlns:o="urn:schemas-microsoft-com:office:office" xmlns:r="http://schemas.openxmlformats.org/officeDocument/2006/relationships" xmlns:v="urn:schemas-microsoft-com:vml" xmlns:w10="urn:schemas-microsoft-com:office:word" xmlns:w14="http://schemas.microsoft.com/office/word/2010/wordml" xmlns:w="http://schemas.openxmlformats.org/wordprocessingml/2006/main" xmlns:wne="http://schemas.microsoft.com/office/word/2006/wordml" xmlns:wp14="http://schemas.microsoft.com/office/word/2010/wordprocessingDrawing" xmlns:wp="http://schemas.openxmlformats.org/drawingml/2006/wordprocessingDrawing" xmlns:wpc="http://schemas.microsoft.com/office/word/2010/wordprocessingCanvas" xmlns:wpg="http://schemas.microsoft.com/office/word/2010/wordprocessingGroup" xmlns:wpi="http://schemas.microsoft.com/office/word/2010/wordprocessingInk" xmlns:wps="http://schemas.microsoft.com/office/word/2010/wordprocessingShape" mc:Ignorable="w14 wp14">
+  <w:p>
+    <w:pPr>
+      <w:pStyle w:val="Footer"/>
+      <w:jc w:val="right"/>
+    </w:pPr>
+    <w:fldSimple w:instr="PAGE"/>
+  </w:p>
+</w:ftr>
 </file>
 
 <file path=word/numbering.xml><?xml version="1.0" encoding="utf-8"?>
@@ -735,7 +558,7 @@
   <w:docDefaults>
     <w:rPrDefault>
       <w:rPr>
-        <w:rFonts w:asciiTheme="minorHAnsi" w:eastAsiaTheme="minorEastAsia" w:hAnsiTheme="minorHAnsi" w:cstheme="minorBidi"/>
+        <w:rFonts/>
         <w:sz w:val="22"/>
         <w:szCs w:val="22"/>
         <w:lang w:val="en-US" w:eastAsia="en-US" w:bidi="ar-SA"/>
@@ -890,6 +713,15 @@
     <w:name w:val="Normal"/>
     <w:qFormat/>
     <w:rsid w:val="00FC693F"/>
+    <w:pPr>
+      <w:spacing w:after="120" w:line="259" w:lineRule="auto"/>
+    </w:pPr>
+    <w:rPr>
+      <w:rFonts w:ascii="Times New Roman" w:hAnsi="Times New Roman"/>
+      <w:color w:val="000000"/>
+      <w:sz w:val="24"/>
+      <w:lang w:val="az-Latn-AZ"/>
+    </w:rPr>
   </w:style>
   <w:style w:type="paragraph" w:styleId="Header">
     <w:name w:val="header"/>
@@ -946,16 +778,17 @@
     <w:pPr>
       <w:keepNext/>
       <w:keepLines/>
-      <w:spacing w:before="480" w:after="0"/>
+      <w:spacing w:before="480" w:after="120" w:line="259" w:lineRule="auto"/>
       <w:outlineLvl w:val="0"/>
     </w:pPr>
     <w:rPr>
-      <w:rFonts w:asciiTheme="majorHAnsi" w:eastAsiaTheme="majorEastAsia" w:hAnsiTheme="majorHAnsi" w:cstheme="majorBidi"/>
+      <w:rFonts w:ascii="Times New Roman" w:hAnsi="Times New Roman"/>
       <w:b/>
       <w:bCs/>
-      <w:color w:val="365F91" w:themeColor="accent1" w:themeShade="BF"/>
-      <w:sz w:val="28"/>
+      <w:color w:val="000000"/>
+      <w:sz w:val="26"/>
       <w:szCs w:val="28"/>
+      <w:lang w:val="az-Latn-AZ"/>
     </w:rPr>
   </w:style>
   <w:style w:type="paragraph" w:styleId="Heading2">
@@ -970,16 +803,17 @@
     <w:pPr>
       <w:keepNext/>
       <w:keepLines/>
-      <w:spacing w:before="200" w:after="0"/>
+      <w:spacing w:before="200" w:after="120" w:line="259" w:lineRule="auto"/>
       <w:outlineLvl w:val="1"/>
     </w:pPr>
     <w:rPr>
-      <w:rFonts w:asciiTheme="majorHAnsi" w:eastAsiaTheme="majorEastAsia" w:hAnsiTheme="majorHAnsi" w:cstheme="majorBidi"/>
+      <w:rFonts w:ascii="Times New Roman" w:hAnsi="Times New Roman"/>
       <w:b/>
       <w:bCs/>
-      <w:color w:val="4F81BD" w:themeColor="accent1"/>
+      <w:color w:val="000000"/>
       <w:sz w:val="26"/>
       <w:szCs w:val="26"/>
+      <w:lang w:val="az-Latn-AZ"/>
     </w:rPr>
   </w:style>
   <w:style w:type="paragraph" w:styleId="Heading3">
@@ -998,7 +832,7 @@
       <w:outlineLvl w:val="2"/>
     </w:pPr>
     <w:rPr>
-      <w:rFonts w:asciiTheme="majorHAnsi" w:eastAsiaTheme="majorEastAsia" w:hAnsiTheme="majorHAnsi" w:cstheme="majorBidi"/>
+      <w:rFonts/>
       <w:b/>
       <w:bCs/>
       <w:color w:val="4F81BD" w:themeColor="accent1"/>
@@ -1021,7 +855,7 @@
       <w:outlineLvl w:val="3"/>
     </w:pPr>
     <w:rPr>
-      <w:rFonts w:asciiTheme="majorHAnsi" w:eastAsiaTheme="majorEastAsia" w:hAnsiTheme="majorHAnsi" w:cstheme="majorBidi"/>
+      <w:rFonts/>
       <w:b/>
       <w:bCs/>
       <w:i/>
@@ -1046,7 +880,7 @@
       <w:outlineLvl w:val="4"/>
     </w:pPr>
     <w:rPr>
-      <w:rFonts w:asciiTheme="majorHAnsi" w:eastAsiaTheme="majorEastAsia" w:hAnsiTheme="majorHAnsi" w:cstheme="majorBidi"/>
+      <w:rFonts/>
       <w:color w:val="243F60" w:themeColor="accent1" w:themeShade="7F"/>
     </w:rPr>
   </w:style>
@@ -1067,7 +901,7 @@
       <w:outlineLvl w:val="5"/>
     </w:pPr>
     <w:rPr>
-      <w:rFonts w:asciiTheme="majorHAnsi" w:eastAsiaTheme="majorEastAsia" w:hAnsiTheme="majorHAnsi" w:cstheme="majorBidi"/>
+      <w:rFonts/>
       <w:i/>
       <w:iCs/>
       <w:color w:val="243F60" w:themeColor="accent1" w:themeShade="7F"/>
@@ -1090,7 +924,7 @@
       <w:outlineLvl w:val="6"/>
     </w:pPr>
     <w:rPr>
-      <w:rFonts w:asciiTheme="majorHAnsi" w:eastAsiaTheme="majorEastAsia" w:hAnsiTheme="majorHAnsi" w:cstheme="majorBidi"/>
+      <w:rFonts/>
       <w:i/>
       <w:iCs/>
       <w:color w:val="404040" w:themeColor="text1" w:themeTint="BF"/>
@@ -1113,7 +947,7 @@
       <w:outlineLvl w:val="7"/>
     </w:pPr>
     <w:rPr>
-      <w:rFonts w:asciiTheme="majorHAnsi" w:eastAsiaTheme="majorEastAsia" w:hAnsiTheme="majorHAnsi" w:cstheme="majorBidi"/>
+      <w:rFonts/>
       <w:color w:val="4F81BD" w:themeColor="accent1"/>
       <w:sz w:val="20"/>
       <w:szCs w:val="20"/>
@@ -1136,7 +970,7 @@
       <w:outlineLvl w:val="8"/>
     </w:pPr>
     <w:rPr>
-      <w:rFonts w:asciiTheme="majorHAnsi" w:eastAsiaTheme="majorEastAsia" w:hAnsiTheme="majorHAnsi" w:cstheme="majorBidi"/>
+      <w:rFonts/>
       <w:i/>
       <w:iCs/>
       <w:color w:val="404040" w:themeColor="text1" w:themeTint="BF"/>
@@ -1187,7 +1021,7 @@
     <w:uiPriority w:val="9"/>
     <w:rsid w:val="00FC693F"/>
     <w:rPr>
-      <w:rFonts w:asciiTheme="majorHAnsi" w:eastAsiaTheme="majorEastAsia" w:hAnsiTheme="majorHAnsi" w:cstheme="majorBidi"/>
+      <w:rFonts/>
       <w:b/>
       <w:bCs/>
       <w:color w:val="365F91" w:themeColor="accent1" w:themeShade="BF"/>
@@ -1202,7 +1036,7 @@
     <w:uiPriority w:val="9"/>
     <w:rsid w:val="00FC693F"/>
     <w:rPr>
-      <w:rFonts w:asciiTheme="majorHAnsi" w:eastAsiaTheme="majorEastAsia" w:hAnsiTheme="majorHAnsi" w:cstheme="majorBidi"/>
+      <w:rFonts/>
       <w:b/>
       <w:bCs/>
       <w:color w:val="4F81BD" w:themeColor="accent1"/>
@@ -1217,7 +1051,7 @@
     <w:uiPriority w:val="9"/>
     <w:rsid w:val="00FC693F"/>
     <w:rPr>
-      <w:rFonts w:asciiTheme="majorHAnsi" w:eastAsiaTheme="majorEastAsia" w:hAnsiTheme="majorHAnsi" w:cstheme="majorBidi"/>
+      <w:rFonts/>
       <w:b/>
       <w:bCs/>
       <w:color w:val="4F81BD" w:themeColor="accent1"/>
@@ -1232,19 +1066,17 @@
     <w:qFormat/>
     <w:rsid w:val="00FC693F"/>
     <w:pPr>
-      <w:pBdr>
-        <w:bottom w:val="single" w:sz="8" w:space="4" w:color="4F81BD" w:themeColor="accent1"/>
-      </w:pBdr>
-      <w:spacing w:after="300" w:line="240" w:lineRule="auto"/>
+      <w:spacing w:after="120" w:line="259" w:lineRule="auto"/>
       <w:contextualSpacing/>
     </w:pPr>
     <w:rPr>
-      <w:rFonts w:asciiTheme="majorHAnsi" w:eastAsiaTheme="majorEastAsia" w:hAnsiTheme="majorHAnsi" w:cstheme="majorBidi"/>
-      <w:color w:val="17365D" w:themeColor="text2" w:themeShade="BF"/>
+      <w:rFonts w:ascii="Times New Roman" w:hAnsi="Times New Roman"/>
+      <w:color w:val="000000"/>
       <w:spacing w:val="5"/>
       <w:kern w:val="28"/>
-      <w:sz w:val="52"/>
+      <w:sz w:val="40"/>
       <w:szCs w:val="52"/>
+      <w:lang w:val="az-Latn-AZ"/>
     </w:rPr>
   </w:style>
   <w:style w:type="character" w:customStyle="1" w:styleId="TitleChar">
@@ -1254,7 +1086,7 @@
     <w:uiPriority w:val="10"/>
     <w:rsid w:val="00FC693F"/>
     <w:rPr>
-      <w:rFonts w:asciiTheme="majorHAnsi" w:eastAsiaTheme="majorEastAsia" w:hAnsiTheme="majorHAnsi" w:cstheme="majorBidi"/>
+      <w:rFonts/>
       <w:color w:val="17365D" w:themeColor="text2" w:themeShade="BF"/>
       <w:spacing w:val="5"/>
       <w:kern w:val="28"/>
@@ -1276,7 +1108,7 @@
       </w:numPr>
     </w:pPr>
     <w:rPr>
-      <w:rFonts w:asciiTheme="majorHAnsi" w:eastAsiaTheme="majorEastAsia" w:hAnsiTheme="majorHAnsi" w:cstheme="majorBidi"/>
+      <w:rFonts/>
       <w:i/>
       <w:iCs/>
       <w:color w:val="4F81BD" w:themeColor="accent1"/>
@@ -1292,7 +1124,7 @@
     <w:uiPriority w:val="11"/>
     <w:rsid w:val="00FC693F"/>
     <w:rPr>
-      <w:rFonts w:asciiTheme="majorHAnsi" w:eastAsiaTheme="majorEastAsia" w:hAnsiTheme="majorHAnsi" w:cstheme="majorBidi"/>
+      <w:rFonts/>
       <w:i/>
       <w:iCs/>
       <w:color w:val="4F81BD" w:themeColor="accent1"/>
@@ -1417,8 +1249,15 @@
       <w:numPr>
         <w:numId w:val="1"/>
       </w:numPr>
+      <w:spacing w:after="120" w:line="259" w:lineRule="auto"/>
       <w:contextualSpacing/>
     </w:pPr>
+    <w:rPr>
+      <w:rFonts w:ascii="Times New Roman" w:hAnsi="Times New Roman"/>
+      <w:color w:val="000000"/>
+      <w:sz w:val="24"/>
+      <w:lang w:val="az-Latn-AZ"/>
+    </w:rPr>
   </w:style>
   <w:style w:type="paragraph" w:styleId="ListBullet2">
     <w:name w:val="List Bullet 2"/>
@@ -1590,7 +1429,7 @@
     <w:semiHidden/>
     <w:rsid w:val="00FC693F"/>
     <w:rPr>
-      <w:rFonts w:asciiTheme="majorHAnsi" w:eastAsiaTheme="majorEastAsia" w:hAnsiTheme="majorHAnsi" w:cstheme="majorBidi"/>
+      <w:rFonts/>
       <w:b/>
       <w:bCs/>
       <w:i/>
@@ -1606,7 +1445,7 @@
     <w:semiHidden/>
     <w:rsid w:val="00FC693F"/>
     <w:rPr>
-      <w:rFonts w:asciiTheme="majorHAnsi" w:eastAsiaTheme="majorEastAsia" w:hAnsiTheme="majorHAnsi" w:cstheme="majorBidi"/>
+      <w:rFonts/>
       <w:color w:val="243F60" w:themeColor="accent1" w:themeShade="7F"/>
     </w:rPr>
   </w:style>
@@ -1618,7 +1457,7 @@
     <w:semiHidden/>
     <w:rsid w:val="00FC693F"/>
     <w:rPr>
-      <w:rFonts w:asciiTheme="majorHAnsi" w:eastAsiaTheme="majorEastAsia" w:hAnsiTheme="majorHAnsi" w:cstheme="majorBidi"/>
+      <w:rFonts/>
       <w:i/>
       <w:iCs/>
       <w:color w:val="243F60" w:themeColor="accent1" w:themeShade="7F"/>
@@ -1632,7 +1471,7 @@
     <w:semiHidden/>
     <w:rsid w:val="00FC693F"/>
     <w:rPr>
-      <w:rFonts w:asciiTheme="majorHAnsi" w:eastAsiaTheme="majorEastAsia" w:hAnsiTheme="majorHAnsi" w:cstheme="majorBidi"/>
+      <w:rFonts/>
       <w:i/>
       <w:iCs/>
       <w:color w:val="404040" w:themeColor="text1" w:themeTint="BF"/>
@@ -1646,7 +1485,7 @@
     <w:semiHidden/>
     <w:rsid w:val="00FC693F"/>
     <w:rPr>
-      <w:rFonts w:asciiTheme="majorHAnsi" w:eastAsiaTheme="majorEastAsia" w:hAnsiTheme="majorHAnsi" w:cstheme="majorBidi"/>
+      <w:rFonts/>
       <w:color w:val="4F81BD" w:themeColor="accent1"/>
       <w:sz w:val="20"/>
       <w:szCs w:val="20"/>
@@ -1660,7 +1499,7 @@
     <w:semiHidden/>
     <w:rsid w:val="00FC693F"/>
     <w:rPr>
-      <w:rFonts w:asciiTheme="majorHAnsi" w:eastAsiaTheme="majorEastAsia" w:hAnsiTheme="majorHAnsi" w:cstheme="majorBidi"/>
+      <w:rFonts/>
       <w:i/>
       <w:iCs/>
       <w:color w:val="404040" w:themeColor="text1" w:themeTint="BF"/>
@@ -1719,9 +1558,6 @@
     <w:qFormat/>
     <w:rsid w:val="00FC693F"/>
     <w:pPr>
-      <w:pBdr>
-        <w:bottom w:val="single" w:sz="4" w:space="4" w:color="4F81BD" w:themeColor="accent1"/>
-      </w:pBdr>
       <w:spacing w:before="200" w:after="280"/>
       <w:ind w:left="936" w:right="936"/>
     </w:pPr>
@@ -3249,7 +3085,7 @@
         <w:spacing w:before="0" w:after="0" w:line="240" w:lineRule="auto"/>
       </w:pPr>
       <w:rPr>
-        <w:rFonts w:asciiTheme="majorHAnsi" w:eastAsiaTheme="majorEastAsia" w:hAnsiTheme="majorHAnsi" w:cstheme="majorBidi"/>
+        <w:rFonts/>
         <w:b/>
         <w:bCs/>
       </w:rPr>
@@ -3270,7 +3106,7 @@
         <w:spacing w:before="0" w:after="0" w:line="240" w:lineRule="auto"/>
       </w:pPr>
       <w:rPr>
-        <w:rFonts w:asciiTheme="majorHAnsi" w:eastAsiaTheme="majorEastAsia" w:hAnsiTheme="majorHAnsi" w:cstheme="majorBidi"/>
+        <w:rFonts/>
         <w:b/>
         <w:bCs/>
       </w:rPr>
@@ -3288,14 +3124,14 @@
     </w:tblStylePr>
     <w:tblStylePr w:type="firstCol">
       <w:rPr>
-        <w:rFonts w:asciiTheme="majorHAnsi" w:eastAsiaTheme="majorEastAsia" w:hAnsiTheme="majorHAnsi" w:cstheme="majorBidi"/>
+        <w:rFonts/>
         <w:b/>
         <w:bCs/>
       </w:rPr>
     </w:tblStylePr>
     <w:tblStylePr w:type="lastCol">
       <w:rPr>
-        <w:rFonts w:asciiTheme="majorHAnsi" w:eastAsiaTheme="majorEastAsia" w:hAnsiTheme="majorHAnsi" w:cstheme="majorBidi"/>
+        <w:rFonts/>
         <w:b/>
         <w:bCs/>
       </w:rPr>
@@ -3379,7 +3215,7 @@
         <w:spacing w:before="0" w:after="0" w:line="240" w:lineRule="auto"/>
       </w:pPr>
       <w:rPr>
-        <w:rFonts w:asciiTheme="majorHAnsi" w:eastAsiaTheme="majorEastAsia" w:hAnsiTheme="majorHAnsi" w:cstheme="majorBidi"/>
+        <w:rFonts/>
         <w:b/>
         <w:bCs/>
       </w:rPr>
@@ -3400,7 +3236,7 @@
         <w:spacing w:before="0" w:after="0" w:line="240" w:lineRule="auto"/>
       </w:pPr>
       <w:rPr>
-        <w:rFonts w:asciiTheme="majorHAnsi" w:eastAsiaTheme="majorEastAsia" w:hAnsiTheme="majorHAnsi" w:cstheme="majorBidi"/>
+        <w:rFonts/>
         <w:b/>
         <w:bCs/>
       </w:rPr>
@@ -3418,14 +3254,14 @@
     </w:tblStylePr>
     <w:tblStylePr w:type="firstCol">
       <w:rPr>
-        <w:rFonts w:asciiTheme="majorHAnsi" w:eastAsiaTheme="majorEastAsia" w:hAnsiTheme="majorHAnsi" w:cstheme="majorBidi"/>
+        <w:rFonts/>
         <w:b/>
         <w:bCs/>
       </w:rPr>
     </w:tblStylePr>
     <w:tblStylePr w:type="lastCol">
       <w:rPr>
-        <w:rFonts w:asciiTheme="majorHAnsi" w:eastAsiaTheme="majorEastAsia" w:hAnsiTheme="majorHAnsi" w:cstheme="majorBidi"/>
+        <w:rFonts/>
         <w:b/>
         <w:bCs/>
       </w:rPr>
@@ -3509,7 +3345,7 @@
         <w:spacing w:before="0" w:after="0" w:line="240" w:lineRule="auto"/>
       </w:pPr>
       <w:rPr>
-        <w:rFonts w:asciiTheme="majorHAnsi" w:eastAsiaTheme="majorEastAsia" w:hAnsiTheme="majorHAnsi" w:cstheme="majorBidi"/>
+        <w:rFonts/>
         <w:b/>
         <w:bCs/>
       </w:rPr>
@@ -3530,7 +3366,7 @@
         <w:spacing w:before="0" w:after="0" w:line="240" w:lineRule="auto"/>
       </w:pPr>
       <w:rPr>
-        <w:rFonts w:asciiTheme="majorHAnsi" w:eastAsiaTheme="majorEastAsia" w:hAnsiTheme="majorHAnsi" w:cstheme="majorBidi"/>
+        <w:rFonts/>
         <w:b/>
         <w:bCs/>
       </w:rPr>
@@ -3548,14 +3384,14 @@
     </w:tblStylePr>
     <w:tblStylePr w:type="firstCol">
       <w:rPr>
-        <w:rFonts w:asciiTheme="majorHAnsi" w:eastAsiaTheme="majorEastAsia" w:hAnsiTheme="majorHAnsi" w:cstheme="majorBidi"/>
+        <w:rFonts/>
         <w:b/>
         <w:bCs/>
       </w:rPr>
     </w:tblStylePr>
     <w:tblStylePr w:type="lastCol">
       <w:rPr>
-        <w:rFonts w:asciiTheme="majorHAnsi" w:eastAsiaTheme="majorEastAsia" w:hAnsiTheme="majorHAnsi" w:cstheme="majorBidi"/>
+        <w:rFonts/>
         <w:b/>
         <w:bCs/>
       </w:rPr>
@@ -3639,7 +3475,7 @@
         <w:spacing w:before="0" w:after="0" w:line="240" w:lineRule="auto"/>
       </w:pPr>
       <w:rPr>
-        <w:rFonts w:asciiTheme="majorHAnsi" w:eastAsiaTheme="majorEastAsia" w:hAnsiTheme="majorHAnsi" w:cstheme="majorBidi"/>
+        <w:rFonts/>
         <w:b/>
         <w:bCs/>
       </w:rPr>
@@ -3660,7 +3496,7 @@
         <w:spacing w:before="0" w:after="0" w:line="240" w:lineRule="auto"/>
       </w:pPr>
       <w:rPr>
-        <w:rFonts w:asciiTheme="majorHAnsi" w:eastAsiaTheme="majorEastAsia" w:hAnsiTheme="majorHAnsi" w:cstheme="majorBidi"/>
+        <w:rFonts/>
         <w:b/>
         <w:bCs/>
       </w:rPr>
@@ -3678,14 +3514,14 @@
     </w:tblStylePr>
     <w:tblStylePr w:type="firstCol">
       <w:rPr>
-        <w:rFonts w:asciiTheme="majorHAnsi" w:eastAsiaTheme="majorEastAsia" w:hAnsiTheme="majorHAnsi" w:cstheme="majorBidi"/>
+        <w:rFonts/>
         <w:b/>
         <w:bCs/>
       </w:rPr>
     </w:tblStylePr>
     <w:tblStylePr w:type="lastCol">
       <w:rPr>
-        <w:rFonts w:asciiTheme="majorHAnsi" w:eastAsiaTheme="majorEastAsia" w:hAnsiTheme="majorHAnsi" w:cstheme="majorBidi"/>
+        <w:rFonts/>
         <w:b/>
         <w:bCs/>
       </w:rPr>
@@ -3769,7 +3605,7 @@
         <w:spacing w:before="0" w:after="0" w:line="240" w:lineRule="auto"/>
       </w:pPr>
       <w:rPr>
-        <w:rFonts w:asciiTheme="majorHAnsi" w:eastAsiaTheme="majorEastAsia" w:hAnsiTheme="majorHAnsi" w:cstheme="majorBidi"/>
+        <w:rFonts/>
         <w:b/>
         <w:bCs/>
       </w:rPr>
@@ -3790,7 +3626,7 @@
         <w:spacing w:before="0" w:after="0" w:line="240" w:lineRule="auto"/>
       </w:pPr>
       <w:rPr>
-        <w:rFonts w:asciiTheme="majorHAnsi" w:eastAsiaTheme="majorEastAsia" w:hAnsiTheme="majorHAnsi" w:cstheme="majorBidi"/>
+        <w:rFonts/>
         <w:b/>
         <w:bCs/>
       </w:rPr>
@@ -3808,14 +3644,14 @@
     </w:tblStylePr>
     <w:tblStylePr w:type="firstCol">
       <w:rPr>
-        <w:rFonts w:asciiTheme="majorHAnsi" w:eastAsiaTheme="majorEastAsia" w:hAnsiTheme="majorHAnsi" w:cstheme="majorBidi"/>
+        <w:rFonts/>
         <w:b/>
         <w:bCs/>
       </w:rPr>
     </w:tblStylePr>
     <w:tblStylePr w:type="lastCol">
       <w:rPr>
-        <w:rFonts w:asciiTheme="majorHAnsi" w:eastAsiaTheme="majorEastAsia" w:hAnsiTheme="majorHAnsi" w:cstheme="majorBidi"/>
+        <w:rFonts/>
         <w:b/>
         <w:bCs/>
       </w:rPr>
@@ -3899,7 +3735,7 @@
         <w:spacing w:before="0" w:after="0" w:line="240" w:lineRule="auto"/>
       </w:pPr>
       <w:rPr>
-        <w:rFonts w:asciiTheme="majorHAnsi" w:eastAsiaTheme="majorEastAsia" w:hAnsiTheme="majorHAnsi" w:cstheme="majorBidi"/>
+        <w:rFonts/>
         <w:b/>
         <w:bCs/>
       </w:rPr>
@@ -3920,7 +3756,7 @@
         <w:spacing w:before="0" w:after="0" w:line="240" w:lineRule="auto"/>
       </w:pPr>
       <w:rPr>
-        <w:rFonts w:asciiTheme="majorHAnsi" w:eastAsiaTheme="majorEastAsia" w:hAnsiTheme="majorHAnsi" w:cstheme="majorBidi"/>
+        <w:rFonts/>
         <w:b/>
         <w:bCs/>
       </w:rPr>
@@ -3938,14 +3774,14 @@
     </w:tblStylePr>
     <w:tblStylePr w:type="firstCol">
       <w:rPr>
-        <w:rFonts w:asciiTheme="majorHAnsi" w:eastAsiaTheme="majorEastAsia" w:hAnsiTheme="majorHAnsi" w:cstheme="majorBidi"/>
+        <w:rFonts/>
         <w:b/>
         <w:bCs/>
       </w:rPr>
     </w:tblStylePr>
     <w:tblStylePr w:type="lastCol">
       <w:rPr>
-        <w:rFonts w:asciiTheme="majorHAnsi" w:eastAsiaTheme="majorEastAsia" w:hAnsiTheme="majorHAnsi" w:cstheme="majorBidi"/>
+        <w:rFonts/>
         <w:b/>
         <w:bCs/>
       </w:rPr>
@@ -4029,7 +3865,7 @@
         <w:spacing w:before="0" w:after="0" w:line="240" w:lineRule="auto"/>
       </w:pPr>
       <w:rPr>
-        <w:rFonts w:asciiTheme="majorHAnsi" w:eastAsiaTheme="majorEastAsia" w:hAnsiTheme="majorHAnsi" w:cstheme="majorBidi"/>
+        <w:rFonts/>
         <w:b/>
         <w:bCs/>
       </w:rPr>
@@ -4050,7 +3886,7 @@
         <w:spacing w:before="0" w:after="0" w:line="240" w:lineRule="auto"/>
       </w:pPr>
       <w:rPr>
-        <w:rFonts w:asciiTheme="majorHAnsi" w:eastAsiaTheme="majorEastAsia" w:hAnsiTheme="majorHAnsi" w:cstheme="majorBidi"/>
+        <w:rFonts/>
         <w:b/>
         <w:bCs/>
       </w:rPr>
@@ -4068,14 +3904,14 @@
     </w:tblStylePr>
     <w:tblStylePr w:type="firstCol">
       <w:rPr>
-        <w:rFonts w:asciiTheme="majorHAnsi" w:eastAsiaTheme="majorEastAsia" w:hAnsiTheme="majorHAnsi" w:cstheme="majorBidi"/>
+        <w:rFonts/>
         <w:b/>
         <w:bCs/>
       </w:rPr>
     </w:tblStylePr>
     <w:tblStylePr w:type="lastCol">
       <w:rPr>
-        <w:rFonts w:asciiTheme="majorHAnsi" w:eastAsiaTheme="majorEastAsia" w:hAnsiTheme="majorHAnsi" w:cstheme="majorBidi"/>
+        <w:rFonts/>
         <w:b/>
         <w:bCs/>
       </w:rPr>
@@ -5940,7 +5776,7 @@
     </w:tblPr>
     <w:tblStylePr w:type="firstRow">
       <w:rPr>
-        <w:rFonts w:asciiTheme="majorHAnsi" w:eastAsiaTheme="majorEastAsia" w:hAnsiTheme="majorHAnsi" w:cstheme="majorBidi"/>
+        <w:rFonts/>
       </w:rPr>
       <w:tblPr/>
       <w:tcPr>
@@ -6024,7 +5860,7 @@
     </w:tblPr>
     <w:tblStylePr w:type="firstRow">
       <w:rPr>
-        <w:rFonts w:asciiTheme="majorHAnsi" w:eastAsiaTheme="majorEastAsia" w:hAnsiTheme="majorHAnsi" w:cstheme="majorBidi"/>
+        <w:rFonts/>
       </w:rPr>
       <w:tblPr/>
       <w:tcPr>
@@ -6108,7 +5944,7 @@
     </w:tblPr>
     <w:tblStylePr w:type="firstRow">
       <w:rPr>
-        <w:rFonts w:asciiTheme="majorHAnsi" w:eastAsiaTheme="majorEastAsia" w:hAnsiTheme="majorHAnsi" w:cstheme="majorBidi"/>
+        <w:rFonts/>
       </w:rPr>
       <w:tblPr/>
       <w:tcPr>
@@ -6192,7 +6028,7 @@
     </w:tblPr>
     <w:tblStylePr w:type="firstRow">
       <w:rPr>
-        <w:rFonts w:asciiTheme="majorHAnsi" w:eastAsiaTheme="majorEastAsia" w:hAnsiTheme="majorHAnsi" w:cstheme="majorBidi"/>
+        <w:rFonts/>
       </w:rPr>
       <w:tblPr/>
       <w:tcPr>
@@ -6276,7 +6112,7 @@
     </w:tblPr>
     <w:tblStylePr w:type="firstRow">
       <w:rPr>
-        <w:rFonts w:asciiTheme="majorHAnsi" w:eastAsiaTheme="majorEastAsia" w:hAnsiTheme="majorHAnsi" w:cstheme="majorBidi"/>
+        <w:rFonts/>
       </w:rPr>
       <w:tblPr/>
       <w:tcPr>
@@ -6360,7 +6196,7 @@
     </w:tblPr>
     <w:tblStylePr w:type="firstRow">
       <w:rPr>
-        <w:rFonts w:asciiTheme="majorHAnsi" w:eastAsiaTheme="majorEastAsia" w:hAnsiTheme="majorHAnsi" w:cstheme="majorBidi"/>
+        <w:rFonts/>
       </w:rPr>
       <w:tblPr/>
       <w:tcPr>
@@ -6444,7 +6280,7 @@
     </w:tblPr>
     <w:tblStylePr w:type="firstRow">
       <w:rPr>
-        <w:rFonts w:asciiTheme="majorHAnsi" w:eastAsiaTheme="majorEastAsia" w:hAnsiTheme="majorHAnsi" w:cstheme="majorBidi"/>
+        <w:rFonts/>
       </w:rPr>
       <w:tblPr/>
       <w:tcPr>
@@ -6509,7 +6345,7 @@
       <w:spacing w:after="0" w:line="240" w:lineRule="auto"/>
     </w:pPr>
     <w:rPr>
-      <w:rFonts w:asciiTheme="majorHAnsi" w:eastAsiaTheme="majorEastAsia" w:hAnsiTheme="majorHAnsi" w:cstheme="majorBidi"/>
+      <w:rFonts/>
       <w:color w:val="000000" w:themeColor="text1"/>
     </w:rPr>
     <w:tblPr>
@@ -6637,7 +6473,7 @@
       <w:spacing w:after="0" w:line="240" w:lineRule="auto"/>
     </w:pPr>
     <w:rPr>
-      <w:rFonts w:asciiTheme="majorHAnsi" w:eastAsiaTheme="majorEastAsia" w:hAnsiTheme="majorHAnsi" w:cstheme="majorBidi"/>
+      <w:rFonts/>
       <w:color w:val="000000" w:themeColor="text1"/>
     </w:rPr>
     <w:tblPr>
@@ -6765,7 +6601,7 @@
       <w:spacing w:after="0" w:line="240" w:lineRule="auto"/>
     </w:pPr>
     <w:rPr>
-      <w:rFonts w:asciiTheme="majorHAnsi" w:eastAsiaTheme="majorEastAsia" w:hAnsiTheme="majorHAnsi" w:cstheme="majorBidi"/>
+      <w:rFonts/>
       <w:color w:val="000000" w:themeColor="text1"/>
     </w:rPr>
     <w:tblPr>
@@ -6893,7 +6729,7 @@
       <w:spacing w:after="0" w:line="240" w:lineRule="auto"/>
     </w:pPr>
     <w:rPr>
-      <w:rFonts w:asciiTheme="majorHAnsi" w:eastAsiaTheme="majorEastAsia" w:hAnsiTheme="majorHAnsi" w:cstheme="majorBidi"/>
+      <w:rFonts/>
       <w:color w:val="000000" w:themeColor="text1"/>
     </w:rPr>
     <w:tblPr>
@@ -7021,7 +6857,7 @@
       <w:spacing w:after="0" w:line="240" w:lineRule="auto"/>
     </w:pPr>
     <w:rPr>
-      <w:rFonts w:asciiTheme="majorHAnsi" w:eastAsiaTheme="majorEastAsia" w:hAnsiTheme="majorHAnsi" w:cstheme="majorBidi"/>
+      <w:rFonts/>
       <w:color w:val="000000" w:themeColor="text1"/>
     </w:rPr>
     <w:tblPr>
@@ -7149,7 +6985,7 @@
       <w:spacing w:after="0" w:line="240" w:lineRule="auto"/>
     </w:pPr>
     <w:rPr>
-      <w:rFonts w:asciiTheme="majorHAnsi" w:eastAsiaTheme="majorEastAsia" w:hAnsiTheme="majorHAnsi" w:cstheme="majorBidi"/>
+      <w:rFonts/>
       <w:color w:val="000000" w:themeColor="text1"/>
     </w:rPr>
     <w:tblPr>
@@ -7277,7 +7113,7 @@
       <w:spacing w:after="0" w:line="240" w:lineRule="auto"/>
     </w:pPr>
     <w:rPr>
-      <w:rFonts w:asciiTheme="majorHAnsi" w:eastAsiaTheme="majorEastAsia" w:hAnsiTheme="majorHAnsi" w:cstheme="majorBidi"/>
+      <w:rFonts/>
       <w:color w:val="000000" w:themeColor="text1"/>
     </w:rPr>
     <w:tblPr>
@@ -7916,7 +7752,7 @@
       <w:spacing w:after="0" w:line="240" w:lineRule="auto"/>
     </w:pPr>
     <w:rPr>
-      <w:rFonts w:asciiTheme="majorHAnsi" w:eastAsiaTheme="majorEastAsia" w:hAnsiTheme="majorHAnsi" w:cstheme="majorBidi"/>
+      <w:rFonts/>
       <w:color w:val="000000" w:themeColor="text1"/>
     </w:rPr>
     <w:tblPr>
@@ -8041,7 +7877,7 @@
       <w:spacing w:after="0" w:line="240" w:lineRule="auto"/>
     </w:pPr>
     <w:rPr>
-      <w:rFonts w:asciiTheme="majorHAnsi" w:eastAsiaTheme="majorEastAsia" w:hAnsiTheme="majorHAnsi" w:cstheme="majorBidi"/>
+      <w:rFonts/>
       <w:color w:val="000000" w:themeColor="text1"/>
     </w:rPr>
     <w:tblPr>
@@ -8166,7 +8002,7 @@
       <w:spacing w:after="0" w:line="240" w:lineRule="auto"/>
     </w:pPr>
     <w:rPr>
-      <w:rFonts w:asciiTheme="majorHAnsi" w:eastAsiaTheme="majorEastAsia" w:hAnsiTheme="majorHAnsi" w:cstheme="majorBidi"/>
+      <w:rFonts/>
       <w:color w:val="000000" w:themeColor="text1"/>
     </w:rPr>
     <w:tblPr>
@@ -8291,7 +8127,7 @@
       <w:spacing w:after="0" w:line="240" w:lineRule="auto"/>
     </w:pPr>
     <w:rPr>
-      <w:rFonts w:asciiTheme="majorHAnsi" w:eastAsiaTheme="majorEastAsia" w:hAnsiTheme="majorHAnsi" w:cstheme="majorBidi"/>
+      <w:rFonts/>
       <w:color w:val="000000" w:themeColor="text1"/>
     </w:rPr>
     <w:tblPr>
@@ -8416,7 +8252,7 @@
       <w:spacing w:after="0" w:line="240" w:lineRule="auto"/>
     </w:pPr>
     <w:rPr>
-      <w:rFonts w:asciiTheme="majorHAnsi" w:eastAsiaTheme="majorEastAsia" w:hAnsiTheme="majorHAnsi" w:cstheme="majorBidi"/>
+      <w:rFonts/>
       <w:color w:val="000000" w:themeColor="text1"/>
     </w:rPr>
     <w:tblPr>
@@ -8541,7 +8377,7 @@
       <w:spacing w:after="0" w:line="240" w:lineRule="auto"/>
     </w:pPr>
     <w:rPr>
-      <w:rFonts w:asciiTheme="majorHAnsi" w:eastAsiaTheme="majorEastAsia" w:hAnsiTheme="majorHAnsi" w:cstheme="majorBidi"/>
+      <w:rFonts/>
       <w:color w:val="000000" w:themeColor="text1"/>
     </w:rPr>
     <w:tblPr>
@@ -8666,7 +8502,7 @@
       <w:spacing w:after="0" w:line="240" w:lineRule="auto"/>
     </w:pPr>
     <w:rPr>
-      <w:rFonts w:asciiTheme="majorHAnsi" w:eastAsiaTheme="majorEastAsia" w:hAnsiTheme="majorHAnsi" w:cstheme="majorBidi"/>
+      <w:rFonts/>
       <w:color w:val="000000" w:themeColor="text1"/>
     </w:rPr>
     <w:tblPr>

--- a/az/discovery-articles/1.20 Mühasibat uçotunda ikili yazılış.docx
+++ b/az/discovery-articles/1.20 Mühasibat uçotunda ikili yazılış.docx
@@ -8,7 +8,7 @@
         <w:widowControl/>
       </w:pPr>
       <w:r>
-        <w:t>1.20 Mühasibat uçotunda ikili yazılış</w:t>
+        <w:t xml:space="preserve">1.20 İkili yazılış</w:t>
       </w:r>
     </w:p>
     <w:p>
@@ -32,7 +32,7 @@
         <w:rPr>
           <w:sz w:val="20"/>
         </w:rPr>
-        <w:t>Dövr: XIII–XV əsrlərdə İtaliya tacirlərinin təcrübəsi; Paçolinin 1494-cü il izahı; müasir qlobal mühasibatlıq | Əsas iştirakçılar: İtaliya tacir evləri, Luka Paçoli və Avrasiyanın əvvəlki hesab dəftəri ənənələri</w:t>
+        <w:t>Dövr: XIII–XV əsrlərdə İtaliya tacirlərinin tətbiq etdiyi üsullar; Paçolinin 1494-cü ildə verdiyi izah; müasir dövrdə bütün dünyada istifadə olunan mühasibat uçotu | Əsas iştirakçılar: İtaliyanın ticarət evləri, Luka Paçoli və Avrasiyada onlardan əvvəl formalaşmış hesab aparmaq ənənələri</w:t>
       </w:r>
     </w:p>
     <w:p>
@@ -40,7 +40,7 @@
         <w:widowControl/>
       </w:pPr>
       <w:r>
-        <w:t>İkili yazılış hər əməliyyatı həm debet, həm də kredit üzrə qeydə alır; buna görə hesabların cəmi tarazlaşmalıdır. Bu üsul ticarətdə etibarı, hesabların yoxlanmasını və müəssisələrin böyüməsini tək bir insanın yaddaşından asılı olmaqdan çıxardı.</w:t>
+        <w:t>İkili yazılış üsulunda hər təsərrüfat əməliyyatı bir-biri ilə əlaqəli hesabların həm debetində, həm də kreditində qeydə alınır. Bu qeydlərin ümumi məbləği bir-birinə bərabər olmalıdır. Beləliklə, ticarət işlərini izləmək, hesabları yoxlamaq və müəssisəni böyütmək artıq bir nəfərin yaddaşından asılı qalmadı. Yazılı və yoxlanıla bilən hesablar işgüzar münasibətlərdə etibarı gücləndirdi.</w:t>
       </w:r>
     </w:p>
     <w:p>
@@ -58,7 +58,7 @@
         <w:widowControl/>
       </w:pPr>
       <w:r>
-        <w:t>Orta əsr İtaliya tacirləri hər qeydin qarşılığının olduğu hesab dəftərlərini təkmilləşdirdilər.</w:t>
+        <w:t>Orta əsrlərdə İtaliya tacirləri hər əməliyyatın qarşılıqlı qeydlərlə əks olunduğu hesab aparmaq üsulunu təkmilləşdirdilər.</w:t>
       </w:r>
     </w:p>
     <w:p>
@@ -67,7 +67,7 @@
         <w:widowControl/>
       </w:pPr>
       <w:r>
-        <w:t>Luka Paçoli 1494-cü ildə Venesiya üsulunu çapda təsvir etdi.</w:t>
+        <w:t>Luka Paçoli 1494-cü ildə Venesiya üsulunu çap olunmuş əsərində izah etdi.</w:t>
       </w:r>
     </w:p>
     <w:p>
@@ -76,7 +76,7 @@
         <w:widowControl/>
       </w:pPr>
       <w:r>
-        <w:t>Aktivlər, öhdəliklər və kapital tarazlaşan hesablar vasitəsilə əlaqəli qalır.</w:t>
+        <w:t>Bu sistem müəssisənin aktivlərini, öhdəliklərini və kapitalını bir-biri ilə əlaqəli şəkildə göstərir.</w:t>
       </w:r>
     </w:p>
     <w:p>
@@ -85,7 +85,7 @@
         <w:widowControl/>
       </w:pPr>
       <w:r>
-        <w:t>Cəmlərin uyğun gəlməsi tələbi bəzi səhvləri aşkar etməyə kömək edir.</w:t>
+        <w:t>Debet və kredit üzrə ümumi məbləğlərin bərabər olması tələbi bəzi uçot səhvlərini üzə çıxarmağa kömək edir.</w:t>
       </w:r>
     </w:p>
     <w:p>
@@ -94,7 +94,7 @@
         <w:widowControl/>
       </w:pPr>
       <w:r>
-        <w:t>Müasir şirkət və milli hesablar ikili yazılış prinsipinə əsaslanır.</w:t>
+        <w:t>Müasir şirkətlərin mühasibat uçotunda və milli hesablar sistemində ikili yazılış prinsipindən istifadə olunur.</w:t>
       </w:r>
     </w:p>
     <w:p>
@@ -103,15 +103,7 @@
         <w:widowControl/>
       </w:pPr>
       <w:r>
-        <w:t>Bu nədir</w:t>
-      </w:r>
-    </w:p>
-    <w:p>
-      <w:pPr>
-        <w:widowControl/>
-      </w:pPr>
-      <w:r>
-        <w:t>İkili yazılış təsərrüfat əməliyyatını əlaqəli hesablarda həm debet, həm kredit kimi qeydə alır. Debet və kredit hesabın iki tərəfidir. Cəmlər taraz olmalıdır; bu, səhvləri aşkar etməyə və müəssisənin nəyə sahib, nə qədər borclu olduğunu göstərməyə kömək edir. Əməliyyat jurnalından baş kitaba qeydlər köçürülür, sınaq balansı ilə uyğunluq yoxlanır. Tərəzinin iki gözü kimi, hər dəyər hərəkətinin qarşı tərəfdə izahı olmalıdır. Bu qarşılıqlı qeyd ticarəti yaddaşdan yoxlanıla bilən tarixçəyə çevirdi.</w:t>
+        <w:t>Bu nədir?</w:t>
       </w:r>
     </w:p>
     <w:p>
@@ -120,15 +112,7 @@
         <w:widowControl/>
       </w:pPr>
       <w:r>
-        <w:t>Kim kəşf edib və ya yaradıb</w:t>
-      </w:r>
-    </w:p>
-    <w:p>
-      <w:pPr>
-        <w:widowControl/>
-      </w:pPr>
-      <w:r>
-        <w:t>İtaliya tacir icmaları bu təcrübəni dərsliklərdən əvvəl yaratmışdılar. Luka Paçoli onu ixtira etmədi; 1494-cü ildə Venesiya üsulunu aydın izah edərək öyrənilməsini genişləndirdi. Müxtəlif mədəniyyətlərdə daha qədim tək yazılış və yaddaş qeydləri ənənələri də vardı. Ticarət evlərinin hesabdarları və ortaqları formaları işlədərək təkmilləşdirdilər.</w:t>
+        <w:t>İkili yazılış hər təsərrüfat əməliyyatının əlaqəli hesablarda iki tərəfdən qeydə alınmasıdır. Bu tərəflər debet və kredit adlanır. Debet üzrə yazılan ümumi məbləğ kredit üzrə yazılan ümumi məbləğə bərabər olmalıdır. Bu uyğunluq həm bəzi səhvləri tapmağa, həm də müəssisənin nəyə sahib olduğunu və nə qədər borcu olduğunu izləməyə kömək edir.</w:t>
       </w:r>
     </w:p>
     <w:p>
@@ -137,15 +121,79 @@
         <w:widowControl/>
       </w:pPr>
       <w:r>
-        <w:t>Nə vaxt və necə yaranıb</w:t>
+        <w:t>Əməliyyatlar əvvəlcə jurnalda qeydə alınır, sonra hesablar üzrə ümumiləşdirilən baş kitaba köçürülür. Ardınca debet və kredit məbləğlərinin uyğunluğu sınaq balansı vasitəsilə yoxlanır.</w:t>
       </w:r>
     </w:p>
     <w:p>
       <w:pPr>
+        <w:pStyle w:val="Heading1"/>
         <w:widowControl/>
       </w:pPr>
       <w:r>
-        <w:t>XIII–XV əsrlərdə İtaliya ticarət şəhərlərində ortaqlıqlar və dənizaşırı işlər üçün mürəkkəb hesab dəftərləri tutulurdu. Çap Paçolinin izahını Avropaya yaydı. Hollandiya, İngiltərə və sonrakı dünya şirkətləri sistemi səhmdar müəssisələrə uyğunlaşdırdı. Elektron cədvəllər və müəssisə idarəetmə proqramları da eyni qarşılıqlı debet-kredit qeydlərini aparır. Yayılmanı kredit riski və uzaq məsafəli ticarət sürətləndirirdi.</w:t>
+        <w:t>Bunu tərəzinin iki gözünə bənzətmək olar: bir tərəfdəki dəyişiklik digər tərəfdə də öz əksini tapmalıdır. Beləliklə, ticarətdə baş verənləri yadda saxlamaqla kifayətlənmək əvəzinə, sonradan açıb yoxlamaq mümkün olan ardıcıl qeydlər yaranır.</w:t>
+      </w:r>
+    </w:p>
+    <w:p>
+      <w:pPr>
+        <w:pStyle w:val="Heading1"/>
+        <w:widowControl/>
+      </w:pPr>
+      <w:r>
+        <w:t>Kim yaradıb?</w:t>
+      </w:r>
+    </w:p>
+    <w:p>
+      <w:pPr>
+        <w:pStyle w:val="Heading1"/>
+        <w:widowControl/>
+      </w:pPr>
+      <w:r>
+        <w:t>İkili yazılış dərsliklərə düşməzdən əvvəl İtaliya tacirlərinin gündəlik işində formalaşmışdı. Luka Paçoli bu üsulun ixtiraçısı deyildi. O, 1494-cü ildə Venesiyada işlədilən uçot qaydalarını aydın şəkildə izah edərək başqalarının da onları öyrənməsinə yol açdı.</w:t>
+      </w:r>
+    </w:p>
+    <w:p>
+      <w:pPr>
+        <w:pStyle w:val="Heading1"/>
+        <w:widowControl/>
+      </w:pPr>
+      <w:r>
+        <w:t>Bundan çox əvvəl müxtəlif mədəniyyətlərdə əməliyyatları bir qeydlə göstərmək və görülən işləri unutmamaq üçün hesab dəftərləri tutmaq ənənələri vardı. Ticarət evlərinin hesabdarları və ortaqları isə gündəlik iş zamanı qarşılaşdıqları ehtiyaclara uyğun olaraq uçot qaydalarını tədricən təkmilləşdirirdilər.</w:t>
+      </w:r>
+    </w:p>
+    <w:p>
+      <w:pPr>
+        <w:pStyle w:val="Heading1"/>
+        <w:widowControl/>
+      </w:pPr>
+      <w:r>
+        <w:t>Nə vaxt və necə yaranıb?</w:t>
+      </w:r>
+    </w:p>
+    <w:p>
+      <w:pPr>
+        <w:pStyle w:val="Heading1"/>
+        <w:widowControl/>
+      </w:pPr>
+      <w:r>
+        <w:t>XIII–XV əsrlərdə İtaliyanın ticarət şəhərlərində ortaq müəssisələrin və dənizaşırı ticarətin hesablarını aparmaq üçün ətraflı dəftərlər tutulurdu. Çapın yayılması Paçolinin izah etdiyi qaydaların Avropanın başqa yerlərinə də çatmasını asanlaşdırdı.</w:t>
+      </w:r>
+    </w:p>
+    <w:p>
+      <w:pPr>
+        <w:pStyle w:val="Heading1"/>
+        <w:widowControl/>
+      </w:pPr>
+      <w:r>
+        <w:t>Sonralar Niderlandda, İngiltərədə və digər ölkələrdə şirkətlər bu sistemi səhmdar müəssisələrin ehtiyaclarına uyğunlaşdırdılar. Borc verilən pulun geri qaytarılmaması riski və uzaq ölkələrlə ticarətin genişlənməsi etibarlı uçota tələbatı artırırdı.</w:t>
+      </w:r>
+    </w:p>
+    <w:p>
+      <w:pPr>
+        <w:pStyle w:val="Heading1"/>
+        <w:widowControl/>
+      </w:pPr>
+      <w:r>
+        <w:t>Bu gün elektron cədvəllərdə və müəssisələrin idarə olunması üçün hazırlanan proqramlarda da həmin prinsip tətbiq edilir: əməliyyatlar bir-birini tamamlayan debet və kredit qeydləri ilə göstərilir.</w:t>
       </w:r>
     </w:p>
     <w:p>
@@ -159,10 +207,29 @@
     </w:p>
     <w:p>
       <w:pPr>
+        <w:pStyle w:val="Heading1"/>
         <w:widowControl/>
       </w:pPr>
       <w:r>
-        <w:t>İkili yazılış ölçülən maliyyə tələblərini əlaqəli saxlayan informasiya texnologiyasıdır. O, hadisələri təsnif etməyə və hesabları yoxlamağa məcbur edir; bu, gerçəkliyi təcrübə qeydləri ilə izləməyə bənzəyir. İqtisadiyyat tarixi və statistika hesab dəftərlərindən məlumat mənbəyi kimi istifadə edir. Mühasibat nəzəriyyəsi sonralar tacirlərin praktik tətbiq etdiyi qaydaları formallaşdırdı. Metod qeyri-müəyyən sərvət təsəvvürünü müqayisə edilən, yoxlanan və öyrədilən kəmiyyətlərə çevirdi.</w:t>
+        <w:t>İkili yazılış maliyyə məlumatlarını toplamaq, əlaqələndirmək və yoxlamaq üsuludur. Əmlak, borc və alacaqlar ayrı-ayrı qeydlər kimi qalmır, vahid hesab sistemində birləşir.</w:t>
+      </w:r>
+    </w:p>
+    <w:p>
+      <w:pPr>
+        <w:pStyle w:val="Heading1"/>
+        <w:widowControl/>
+      </w:pPr>
+      <w:r>
+        <w:t>Bu üsul hər əməliyyatın növünü müəyyənləşdirməyi və qeydlərin bir-birinə uyğunluğunu yoxlamağı tələb edir. Bu baxımdan o, müşahidələri ardıcıl yazıb sonradan müqayisə etməyə bənzəyir. İqtisadiyyat tarixçiləri və statistika ilə məşğul olan tədqiqatçılar da köhnə hesab dəftərlərindən məlumat mənbəyi kimi istifadə edirlər.</w:t>
+      </w:r>
+    </w:p>
+    <w:p>
+      <w:pPr>
+        <w:pStyle w:val="Heading1"/>
+        <w:widowControl/>
+      </w:pPr>
+      <w:r>
+        <w:t>Sonralar mühasibat nəzəriyyəsi tacirlərin təcrübədə işlətdikləri qaydaları sistemləşdirdi. Sərvət haqqında ümumi təsəvvürün yerini müqayisə edilə, yoxlanıla və başqalarına öyrədilə bilən dəqiq göstəricilər aldı.</w:t>
       </w:r>
     </w:p>
     <w:p>
@@ -176,10 +243,11 @@
     </w:p>
     <w:p>
       <w:pPr>
+        <w:pStyle w:val="Heading1"/>
         <w:widowControl/>
       </w:pPr>
       <w:r>
-        <w:t>Taraz hesablar daha böyük ortaqlıqlara, banklara və şirkətlərə imkan verdi. Auditor peşəsi və vergi toplayan dövlətin imkanları yoxlanılan uçotla genişləndi. Maya dəyərinin hesablanması fabriklərə xidmət etdi; milli hesablarda da eyni ikitərəfli məntiq görünür. İkili yazılış olmasaydı, sənaye kapitalının sənədləri üçün ümumi uçot dili çatışmazdı. Maliyyə bu gün də debet və kreditlə danışır.</w:t>
+        <w:t>Hesabların ardıcıl və yoxlanıla bilən qaydada aparılması daha böyük ortaqlıqların, bankların və şirkətlərin fəaliyyətini asanlaşdırdı. Maliyyə hesabatlarını yoxlayan auditorların işi və dövlətin vergiləri hesablamaq imkanları da bu uçota söykənərək genişləndi.</w:t>
       </w:r>
     </w:p>
     <w:p>
@@ -188,15 +256,52 @@
         <w:widowControl/>
       </w:pPr>
       <w:r>
-        <w:t>İnsan həyatını necə dəyişib</w:t>
+        <w:t>Məhsulun maya dəyərini hesablamaq fabriklərin işində mühüm yer tutdu. Ölkə iqtisadiyyatının göstəricilərini ümumiləşdirən milli hesablar sistemində də eyni qarşılıqlı qeyd məntiqindən istifadə olunur.</w:t>
       </w:r>
     </w:p>
     <w:p>
       <w:pPr>
+        <w:pStyle w:val="Heading1"/>
         <w:widowControl/>
       </w:pPr>
       <w:r>
-        <w:t>Tacirlər uzaqdakı nümayəndələrin işini daha aydın sübutlarla yoxlaya, fırıldağı daha tez aşkar edə bildilər. İşçilər və investorlar əməkhaqqı cədvəlləri və balans hesabatları dünyasına daxil oldular. Sistem insan əməyini bəzilərinə soyuq görünən rəqəm sütunları ilə də ifadə etdi. Ailə büdcələrində və telefon bankçılığında həmin qədim qarşılıqlı uçotun təsiri hələ də görünür.</w:t>
+        <w:t>İkili yazılış sənaye müəssisələrinin və sərmayə sahiblərinin hesablarını ortaq qaydalarla aparmasına imkan verdi. Debet və kredit bu gün də mühasibat uçotunun əsasını təşkil edir.</w:t>
+      </w:r>
+    </w:p>
+    <w:p>
+      <w:pPr>
+        <w:pStyle w:val="Heading1"/>
+        <w:widowControl/>
+      </w:pPr>
+      <w:r>
+        <w:t>İnsan həyatını necə dəyişib?</w:t>
+      </w:r>
+    </w:p>
+    <w:p>
+      <w:pPr>
+        <w:pStyle w:val="Heading1"/>
+        <w:widowControl/>
+      </w:pPr>
+      <w:r>
+        <w:t>Tacirlər uzaqda çalışan nümayəndələrinin işini sənədlər əsasında yoxlamaq və bəzi saxtakarlıqları daha tez üzə çıxarmaq imkanı qazandılar. Əməkhaqqı cədvəlləri işçilərin, müəssisənin əmlakını, borclarını və kapitalını göstərən balans hesabatları isə sərmayə qoyanların həyatında mühüm yer tutmağa başladı.</w:t>
+      </w:r>
+    </w:p>
+    <w:p>
+      <w:pPr>
+        <w:pStyle w:val="Heading1"/>
+        <w:widowControl/>
+      </w:pPr>
+      <w:r>
+        <w:t>Bununla yanaşı, insanın zəhməti də hesab dəftərlərində rəqəmlərlə ifadə olunurdu. Bu isə bəzilərinə əməyin insani tərəfinin arxa plana keçməsi kimi görünürdü.</w:t>
+      </w:r>
+    </w:p>
+    <w:p>
+      <w:pPr>
+        <w:pStyle w:val="Heading1"/>
+        <w:widowControl/>
+      </w:pPr>
+      <w:r>
+        <w:t>Ailə büdcəsini planlaşdırarkən və ya telefondan bank hesabımıza baxarkən belə, əsrlər əvvəl formalaşmış bu uçot ənənəsinin təsiri ilə qarşılaşırıq.</w:t>
       </w:r>
     </w:p>
     <w:p>
@@ -217,7 +322,7 @@
         <w:rPr>
           <w:sz w:val="20"/>
         </w:rPr>
-        <w:t>A Kitablar və əsas elmi əsərlər</w:t>
+        <w:t>Kitablar və əsas elmi əsərlər</w:t>
       </w:r>
     </w:p>
     <w:p>
@@ -240,7 +345,7 @@
         <w:rPr>
           <w:sz w:val="20"/>
         </w:rPr>
-        <w:t>C Qurumların materialları və ensiklopedik mənbələr</w:t>
+        <w:t>Qurumların materialları və ensiklopedik mənbələr</w:t>
       </w:r>
     </w:p>
     <w:p>
@@ -300,7 +405,7 @@
         <w:rPr>
           <w:sz w:val="20"/>
         </w:rPr>
-        <w:t>J Mətbuat elmi kütləvi nəşrlər və ümumi mənbələr</w:t>
+        <w:t>Mətbuat elmi kütləvi nəşrlər və ümumi mənbələr</w:t>
       </w:r>
     </w:p>
     <w:p>
